--- a/src/templates/contracts/contract.docx
+++ b/src/templates/contracts/contract.docx
@@ -1275,31 +1275,7 @@
         <w:rPr>
           <w:rFonts w:ascii="Times New Roman" w:hAnsi="Times New Roman" w:cs="Times New Roman"/>
         </w:rPr>
-        <w:t>3</w:t>
-      </w:r>
-      <w:r>
-        <w:rPr>
-          <w:rFonts w:ascii="Times New Roman" w:hAnsi="Times New Roman" w:cs="Times New Roman"/>
-        </w:rPr>
-        <w:t xml:space="preserve"> </w:t>
-      </w:r>
-      <w:r>
-        <w:rPr>
-          <w:rFonts w:ascii="Times New Roman" w:hAnsi="Times New Roman" w:cs="Times New Roman"/>
-        </w:rPr>
-        <w:t>(</w:t>
-      </w:r>
-      <w:r>
-        <w:rPr>
-          <w:rFonts w:ascii="Times New Roman" w:hAnsi="Times New Roman" w:cs="Times New Roman"/>
-        </w:rPr>
-        <w:t>трех</w:t>
-      </w:r>
-      <w:r>
-        <w:rPr>
-          <w:rFonts w:ascii="Times New Roman" w:hAnsi="Times New Roman" w:cs="Times New Roman"/>
-        </w:rPr>
-        <w:t>)</w:t>
+        <w:t>{srokPostavki}</w:t>
       </w:r>
       <w:r>
         <w:rPr>
@@ -3631,6 +3607,7 @@
     <w:rsid w:val="009E5E00"/>
     <w:rsid w:val="00A02035"/>
     <w:rsid w:val="00A03890"/>
+    <w:rsid w:val="00A21EF6"/>
     <w:rsid w:val="00A44A23"/>
     <w:rsid w:val="00A47C16"/>
     <w:rsid w:val="00A82E41"/>
